--- a/preview/docxs/61-mechanical-engineer.docx
+++ b/preview/docxs/61-mechanical-engineer.docx
@@ -508,7 +508,7 @@
         </w:rPr>
         <w:t xml:space="preserve">Demo: </w:t>
       </w:r>
-      <w:hyperlink w:history="1" r:id="rId4m6cmqcvy32m3pn0wtnsk">
+      <w:hyperlink w:history="1" r:id="rIdi4w0dhq1mqavpi8q_jjqg">
         <w:r>
           <w:rPr>
             <w:color w:val="1d4ed8"/>
@@ -536,7 +536,7 @@
         </w:rPr>
         <w:t xml:space="preserve">Code: </w:t>
       </w:r>
-      <w:hyperlink w:history="1" r:id="rIdbaf3o7cyukt3edriviuxz">
+      <w:hyperlink w:history="1" r:id="rIdgxgg-qe7nrjoxpcehicay">
         <w:r>
           <w:rPr>
             <w:color w:val="1d4ed8"/>
@@ -626,7 +626,7 @@
         </w:rPr>
         <w:t xml:space="preserve">Demo: </w:t>
       </w:r>
-      <w:hyperlink w:history="1" r:id="rId0tidnjdzxjritlf5qzu8x">
+      <w:hyperlink w:history="1" r:id="rId0ewidomcgxnuy9femqk5i">
         <w:r>
           <w:rPr>
             <w:color w:val="1d4ed8"/>
@@ -1060,7 +1060,7 @@
         </w:rPr>
         <w:t xml:space="preserve">Portfolio: </w:t>
       </w:r>
-      <w:hyperlink w:history="1" r:id="rIdire5lcemqyeadqulcruu0">
+      <w:hyperlink w:history="1" r:id="rIdkn6kdtdx1bf9xfgwpdbm1">
         <w:r>
           <w:rPr>
             <w:color w:val="1d4ed8"/>
